--- a/SKILL-蒸馏一切想象力-分享包/skill安装和使用/二、安装 VS Code Claude Code 插件.docx
+++ b/SKILL-蒸馏一切想象力-分享包/skill安装和使用/二、安装 VS Code Claude Code 插件.docx
@@ -132,7 +132,7 @@
     </w:p>
     <w:tbl>
       <w:tblPr>
-        <w:tblStyle w:val="3"/>
+        <w:tblStyle w:val="4"/>
         <w:tblW w:w="0" w:type="auto"/>
         <w:tblInd w:w="0" w:type="dxa"/>
         <w:tblBorders>
@@ -264,7 +264,7 @@
     </w:p>
     <w:tbl>
       <w:tblPr>
-        <w:tblStyle w:val="3"/>
+        <w:tblStyle w:val="4"/>
         <w:tblW w:w="0" w:type="auto"/>
         <w:tblInd w:w="0" w:type="dxa"/>
         <w:tblBorders>
@@ -346,7 +346,7 @@
     </w:p>
     <w:tbl>
       <w:tblPr>
-        <w:tblStyle w:val="3"/>
+        <w:tblStyle w:val="4"/>
         <w:tblW w:w="0" w:type="auto"/>
         <w:tblInd w:w="0" w:type="dxa"/>
         <w:tblBorders>
@@ -442,7 +442,7 @@
     </w:p>
     <w:tbl>
       <w:tblPr>
-        <w:tblStyle w:val="3"/>
+        <w:tblStyle w:val="4"/>
         <w:tblW w:w="0" w:type="auto"/>
         <w:tblInd w:w="0" w:type="dxa"/>
         <w:tblBorders>
@@ -574,7 +574,7 @@
     </w:p>
     <w:tbl>
       <w:tblPr>
-        <w:tblStyle w:val="3"/>
+        <w:tblStyle w:val="4"/>
         <w:tblW w:w="0" w:type="auto"/>
         <w:tblInd w:w="0" w:type="dxa"/>
         <w:tblBorders>
@@ -670,7 +670,7 @@
     </w:p>
     <w:tbl>
       <w:tblPr>
-        <w:tblStyle w:val="3"/>
+        <w:tblStyle w:val="4"/>
         <w:tblW w:w="0" w:type="auto"/>
         <w:tblInd w:w="0" w:type="dxa"/>
         <w:tblBorders>
@@ -752,7 +752,7 @@
     </w:p>
     <w:tbl>
       <w:tblPr>
-        <w:tblStyle w:val="3"/>
+        <w:tblStyle w:val="4"/>
         <w:tblW w:w="0" w:type="auto"/>
         <w:tblInd w:w="0" w:type="dxa"/>
         <w:tblBorders>
@@ -1008,7 +1008,7 @@
     </w:p>
     <w:tbl>
       <w:tblPr>
-        <w:tblStyle w:val="3"/>
+        <w:tblStyle w:val="4"/>
         <w:tblW w:w="0" w:type="auto"/>
         <w:tblInd w:w="0" w:type="dxa"/>
         <w:tblBorders>
@@ -1104,7 +1104,7 @@
     </w:p>
     <w:tbl>
       <w:tblPr>
-        <w:tblStyle w:val="3"/>
+        <w:tblStyle w:val="4"/>
         <w:tblW w:w="0" w:type="auto"/>
         <w:tblInd w:w="0" w:type="dxa"/>
         <w:tblBorders>
@@ -1186,7 +1186,7 @@
     </w:p>
     <w:tbl>
       <w:tblPr>
-        <w:tblStyle w:val="3"/>
+        <w:tblStyle w:val="4"/>
         <w:tblW w:w="0" w:type="auto"/>
         <w:tblInd w:w="0" w:type="dxa"/>
         <w:tblBorders>
@@ -1422,7 +1422,7 @@
     </w:p>
     <w:tbl>
       <w:tblPr>
-        <w:tblStyle w:val="3"/>
+        <w:tblStyle w:val="4"/>
         <w:tblW w:w="0" w:type="auto"/>
         <w:tblInd w:w="0" w:type="dxa"/>
         <w:tblBorders>
@@ -1540,7 +1540,7 @@
     </w:p>
     <w:tbl>
       <w:tblPr>
-        <w:tblStyle w:val="3"/>
+        <w:tblStyle w:val="4"/>
         <w:tblW w:w="0" w:type="auto"/>
         <w:tblInd w:w="0" w:type="dxa"/>
         <w:tblBorders>
@@ -1636,7 +1636,7 @@
     </w:p>
     <w:tbl>
       <w:tblPr>
-        <w:tblStyle w:val="3"/>
+        <w:tblStyle w:val="4"/>
         <w:tblW w:w="0" w:type="auto"/>
         <w:tblInd w:w="0" w:type="dxa"/>
         <w:tblBorders>
@@ -1732,7 +1732,7 @@
     </w:p>
     <w:tbl>
       <w:tblPr>
-        <w:tblStyle w:val="3"/>
+        <w:tblStyle w:val="4"/>
         <w:tblW w:w="0" w:type="auto"/>
         <w:tblInd w:w="0" w:type="dxa"/>
         <w:tblBorders>
@@ -1864,7 +1864,7 @@
     </w:p>
     <w:tbl>
       <w:tblPr>
-        <w:tblStyle w:val="3"/>
+        <w:tblStyle w:val="4"/>
         <w:tblW w:w="0" w:type="auto"/>
         <w:tblInd w:w="0" w:type="dxa"/>
         <w:tblBorders>
@@ -1946,7 +1946,7 @@
     </w:p>
     <w:tbl>
       <w:tblPr>
-        <w:tblStyle w:val="3"/>
+        <w:tblStyle w:val="4"/>
         <w:tblW w:w="0" w:type="auto"/>
         <w:tblInd w:w="0" w:type="dxa"/>
         <w:tblBorders>
@@ -2107,7 +2107,7 @@
     </w:p>
     <w:tbl>
       <w:tblPr>
-        <w:tblStyle w:val="3"/>
+        <w:tblStyle w:val="4"/>
         <w:tblW w:w="0" w:type="auto"/>
         <w:tblInd w:w="0" w:type="dxa"/>
         <w:tblBorders>
@@ -2225,7 +2225,7 @@
     </w:p>
     <w:tbl>
       <w:tblPr>
-        <w:tblStyle w:val="3"/>
+        <w:tblStyle w:val="4"/>
         <w:tblW w:w="0" w:type="auto"/>
         <w:tblInd w:w="0" w:type="dxa"/>
         <w:tblBorders>
@@ -2307,7 +2307,7 @@
     </w:p>
     <w:tbl>
       <w:tblPr>
-        <w:tblStyle w:val="3"/>
+        <w:tblStyle w:val="4"/>
         <w:tblW w:w="0" w:type="auto"/>
         <w:tblInd w:w="0" w:type="dxa"/>
         <w:tblBorders>
@@ -2425,7 +2425,7 @@
     </w:p>
     <w:tbl>
       <w:tblPr>
-        <w:tblStyle w:val="3"/>
+        <w:tblStyle w:val="4"/>
         <w:tblW w:w="0" w:type="auto"/>
         <w:tblInd w:w="0" w:type="dxa"/>
         <w:tblBorders>
@@ -2507,7 +2507,7 @@
     </w:p>
     <w:tbl>
       <w:tblPr>
-        <w:tblStyle w:val="3"/>
+        <w:tblStyle w:val="4"/>
         <w:tblW w:w="0" w:type="auto"/>
         <w:tblInd w:w="0" w:type="dxa"/>
         <w:tblBorders>
@@ -2625,7 +2625,7 @@
     </w:p>
     <w:tbl>
       <w:tblPr>
-        <w:tblStyle w:val="3"/>
+        <w:tblStyle w:val="4"/>
         <w:tblW w:w="0" w:type="auto"/>
         <w:tblInd w:w="0" w:type="dxa"/>
         <w:tblBorders>
@@ -2749,7 +2749,7 @@
     </w:p>
     <w:tbl>
       <w:tblPr>
-        <w:tblStyle w:val="3"/>
+        <w:tblStyle w:val="4"/>
         <w:tblW w:w="0" w:type="auto"/>
         <w:tblInd w:w="0" w:type="dxa"/>
         <w:tblBorders>
@@ -2925,7 +2925,7 @@
     </w:p>
     <w:tbl>
       <w:tblPr>
-        <w:tblStyle w:val="3"/>
+        <w:tblStyle w:val="4"/>
         <w:tblW w:w="0" w:type="auto"/>
         <w:tblInd w:w="0" w:type="dxa"/>
         <w:tblBorders>
@@ -3021,7 +3021,7 @@
     </w:p>
     <w:tbl>
       <w:tblPr>
-        <w:tblStyle w:val="3"/>
+        <w:tblStyle w:val="4"/>
         <w:tblW w:w="0" w:type="auto"/>
         <w:tblInd w:w="0" w:type="dxa"/>
         <w:tblBorders>
@@ -3103,7 +3103,7 @@
     </w:p>
     <w:tbl>
       <w:tblPr>
-        <w:tblStyle w:val="3"/>
+        <w:tblStyle w:val="4"/>
         <w:tblW w:w="0" w:type="auto"/>
         <w:tblInd w:w="0" w:type="dxa"/>
         <w:tblBorders>
@@ -3235,7 +3235,7 @@
     </w:p>
     <w:tbl>
       <w:tblPr>
-        <w:tblStyle w:val="3"/>
+        <w:tblStyle w:val="4"/>
         <w:tblW w:w="0" w:type="auto"/>
         <w:tblInd w:w="0" w:type="dxa"/>
         <w:tblBorders>
@@ -3317,7 +3317,7 @@
     </w:p>
     <w:tbl>
       <w:tblPr>
-        <w:tblStyle w:val="3"/>
+        <w:tblStyle w:val="4"/>
         <w:tblW w:w="0" w:type="auto"/>
         <w:tblInd w:w="0" w:type="dxa"/>
         <w:tblBorders>
@@ -3435,7 +3435,7 @@
     </w:p>
     <w:tbl>
       <w:tblPr>
-        <w:tblStyle w:val="3"/>
+        <w:tblStyle w:val="4"/>
         <w:tblW w:w="0" w:type="auto"/>
         <w:tblInd w:w="0" w:type="dxa"/>
         <w:tblBorders>
@@ -3517,7 +3517,7 @@
     </w:p>
     <w:tbl>
       <w:tblPr>
-        <w:tblStyle w:val="3"/>
+        <w:tblStyle w:val="4"/>
         <w:tblW w:w="0" w:type="auto"/>
         <w:tblInd w:w="0" w:type="dxa"/>
         <w:tblBorders>
@@ -3649,7 +3649,7 @@
     </w:p>
     <w:tbl>
       <w:tblPr>
-        <w:tblStyle w:val="3"/>
+        <w:tblStyle w:val="4"/>
         <w:tblW w:w="0" w:type="auto"/>
         <w:tblInd w:w="0" w:type="dxa"/>
         <w:tblBorders>
@@ -3745,7 +3745,7 @@
     </w:p>
     <w:tbl>
       <w:tblPr>
-        <w:tblStyle w:val="3"/>
+        <w:tblStyle w:val="4"/>
         <w:tblW w:w="0" w:type="auto"/>
         <w:tblInd w:w="0" w:type="dxa"/>
         <w:tblBorders>
@@ -3923,7 +3923,7 @@
     </w:p>
     <w:tbl>
       <w:tblPr>
-        <w:tblStyle w:val="3"/>
+        <w:tblStyle w:val="4"/>
         <w:tblW w:w="0" w:type="auto"/>
         <w:tblInd w:w="0" w:type="dxa"/>
         <w:tblBorders>
@@ -4041,7 +4041,7 @@
     </w:p>
     <w:tbl>
       <w:tblPr>
-        <w:tblStyle w:val="3"/>
+        <w:tblStyle w:val="4"/>
         <w:tblW w:w="0" w:type="auto"/>
         <w:tblInd w:w="0" w:type="dxa"/>
         <w:tblBorders>
@@ -4123,7 +4123,7 @@
     </w:p>
     <w:tbl>
       <w:tblPr>
-        <w:tblStyle w:val="3"/>
+        <w:tblStyle w:val="4"/>
         <w:tblW w:w="0" w:type="auto"/>
         <w:tblInd w:w="0" w:type="dxa"/>
         <w:tblBorders>
@@ -4205,7 +4205,7 @@
     </w:p>
     <w:tbl>
       <w:tblPr>
-        <w:tblStyle w:val="3"/>
+        <w:tblStyle w:val="4"/>
         <w:tblW w:w="0" w:type="auto"/>
         <w:tblInd w:w="0" w:type="dxa"/>
         <w:tblBorders>
@@ -4323,7 +4323,7 @@
     </w:p>
     <w:tbl>
       <w:tblPr>
-        <w:tblStyle w:val="3"/>
+        <w:tblStyle w:val="4"/>
         <w:tblW w:w="0" w:type="auto"/>
         <w:tblInd w:w="0" w:type="dxa"/>
         <w:tblBorders>
@@ -4455,7 +4455,7 @@
     </w:p>
     <w:tbl>
       <w:tblPr>
-        <w:tblStyle w:val="3"/>
+        <w:tblStyle w:val="4"/>
         <w:tblW w:w="0" w:type="auto"/>
         <w:tblInd w:w="0" w:type="dxa"/>
         <w:tblBorders>
@@ -4629,7 +4629,7 @@
     </w:p>
     <w:tbl>
       <w:tblPr>
-        <w:tblStyle w:val="3"/>
+        <w:tblStyle w:val="4"/>
         <w:tblW w:w="0" w:type="auto"/>
         <w:tblInd w:w="0" w:type="dxa"/>
         <w:tblBorders>
@@ -4747,7 +4747,7 @@
     </w:p>
     <w:tbl>
       <w:tblPr>
-        <w:tblStyle w:val="3"/>
+        <w:tblStyle w:val="4"/>
         <w:tblW w:w="0" w:type="auto"/>
         <w:tblInd w:w="0" w:type="dxa"/>
         <w:tblBorders>
@@ -4976,7 +4976,7 @@
       </w:r>
       <w:r>
         <w:rPr>
-          <w:rStyle w:val="5"/>
+          <w:rStyle w:val="6"/>
           <w:rFonts w:hint="eastAsia" w:ascii="Arial" w:hAnsi="Arial" w:eastAsia="等线" w:cs="Arial"/>
           <w:b/>
           <w:sz w:val="36"/>
@@ -4993,6 +4993,134 @@
         </w:rPr>
         <w:fldChar w:fldCharType="end"/>
       </w:r>
+    </w:p>
+    <w:p>
+      <w:pPr>
+        <w:keepNext w:val="0"/>
+        <w:keepLines w:val="0"/>
+        <w:widowControl/>
+        <w:suppressLineNumbers w:val="0"/>
+        <w:jc w:val="left"/>
+        <w:rPr>
+          <w:rFonts w:hint="default" w:ascii="Apple Color Emoji" w:hAnsi="Apple Color Emoji" w:eastAsia="Apple Color Emoji" w:cs="Apple Color Emoji"/>
+          <w:i w:val="0"/>
+          <w:iCs w:val="0"/>
+          <w:caps w:val="0"/>
+          <w:color w:val="000000"/>
+          <w:spacing w:val="0"/>
+          <w:kern w:val="0"/>
+          <w:sz w:val="32"/>
+          <w:szCs w:val="32"/>
+          <w:lang w:val="en-US" w:eastAsia="zh-CN" w:bidi="ar"/>
+        </w:rPr>
+      </w:pPr>
+    </w:p>
+    <w:p>
+      <w:pPr>
+        <w:keepNext w:val="0"/>
+        <w:keepLines w:val="0"/>
+        <w:widowControl/>
+        <w:suppressLineNumbers w:val="0"/>
+        <w:jc w:val="left"/>
+        <w:rPr>
+          <w:rFonts w:hint="default" w:ascii="Apple Color Emoji" w:hAnsi="Apple Color Emoji" w:eastAsia="Apple Color Emoji" w:cs="Apple Color Emoji"/>
+          <w:i w:val="0"/>
+          <w:iCs w:val="0"/>
+          <w:caps w:val="0"/>
+          <w:color w:val="000000"/>
+          <w:spacing w:val="0"/>
+          <w:kern w:val="0"/>
+          <w:sz w:val="32"/>
+          <w:szCs w:val="32"/>
+          <w:lang w:val="en-US" w:eastAsia="zh-CN" w:bidi="ar"/>
+        </w:rPr>
+      </w:pPr>
+    </w:p>
+    <w:p>
+      <w:pPr>
+        <w:keepNext w:val="0"/>
+        <w:keepLines w:val="0"/>
+        <w:widowControl/>
+        <w:numPr>
+          <w:ilvl w:val="1"/>
+          <w:numId w:val="1"/>
+        </w:numPr>
+        <w:suppressLineNumbers w:val="0"/>
+        <w:pBdr>
+          <w:left w:val="none" w:color="auto" w:sz="0" w:space="0"/>
+        </w:pBdr>
+        <w:spacing w:before="0" w:beforeAutospacing="0" w:after="0" w:afterAutospacing="0" w:line="32" w:lineRule="atLeast"/>
+        <w:ind w:left="480" w:hanging="360"/>
+      </w:pPr>
+      <w:r>
+        <w:t>如果在主目录下没有.claude目录，执行以下命令创建目录。</w:t>
+      </w:r>
+    </w:p>
+    <w:p>
+      <w:pPr>
+        <w:keepNext w:val="0"/>
+        <w:keepLines w:val="0"/>
+        <w:widowControl/>
+        <w:suppressLineNumbers w:val="0"/>
+        <w:jc w:val="left"/>
+        <w:rPr>
+          <w:rFonts w:hint="default" w:ascii="Apple Color Emoji" w:hAnsi="Apple Color Emoji" w:eastAsia="Apple Color Emoji" w:cs="Apple Color Emoji"/>
+          <w:i w:val="0"/>
+          <w:iCs w:val="0"/>
+          <w:caps w:val="0"/>
+          <w:color w:val="000000"/>
+          <w:spacing w:val="0"/>
+          <w:kern w:val="0"/>
+          <w:sz w:val="32"/>
+          <w:szCs w:val="32"/>
+          <w:lang w:val="en-US" w:eastAsia="zh-CN" w:bidi="ar"/>
+        </w:rPr>
+      </w:pPr>
+    </w:p>
+    <w:p>
+      <w:pPr>
+        <w:keepNext w:val="0"/>
+        <w:keepLines w:val="0"/>
+        <w:widowControl/>
+        <w:suppressLineNumbers w:val="0"/>
+        <w:jc w:val="left"/>
+        <w:rPr>
+          <w:rFonts w:hint="default" w:ascii="Apple Color Emoji" w:hAnsi="Apple Color Emoji" w:eastAsia="Apple Color Emoji" w:cs="Apple Color Emoji"/>
+          <w:i w:val="0"/>
+          <w:iCs w:val="0"/>
+          <w:caps w:val="0"/>
+          <w:color w:val="000000"/>
+          <w:spacing w:val="0"/>
+          <w:kern w:val="0"/>
+          <w:sz w:val="32"/>
+          <w:szCs w:val="32"/>
+          <w:lang w:val="en-US" w:eastAsia="zh-CN" w:bidi="ar"/>
+        </w:rPr>
+      </w:pPr>
+      <w:r>
+        <w:rPr>
+          <w:rFonts w:ascii="宋体" w:hAnsi="宋体" w:eastAsia="宋体" w:cs="宋体"/>
+          <w:kern w:val="0"/>
+          <w:sz w:val="24"/>
+          <w:szCs w:val="24"/>
+          <w:lang w:val="en-US" w:eastAsia="zh-CN" w:bidi="ar"/>
+        </w:rPr>
+        <w:t>mkdir -p ~/.claude</w:t>
+      </w:r>
+    </w:p>
+    <w:p>
+      <w:pPr>
+        <w:spacing w:before="380" w:after="140" w:line="288" w:lineRule="auto"/>
+        <w:ind w:left="0"/>
+        <w:jc w:val="left"/>
+        <w:outlineLvl w:val="0"/>
+        <w:rPr>
+          <w:rFonts w:hint="eastAsia" w:ascii="Arial" w:hAnsi="Arial" w:eastAsia="等线" w:cs="Arial"/>
+          <w:b/>
+          <w:sz w:val="36"/>
+          <w:lang w:val="en-US" w:eastAsia="zh-CN"/>
+        </w:rPr>
+      </w:pPr>
     </w:p>
     <w:p>
       <w:pPr>
@@ -5439,8 +5567,6 @@
         </w:rPr>
         <w:t>,</w:t>
       </w:r>
-      <w:bookmarkStart w:id="28" w:name="_GoBack"/>
-      <w:bookmarkEnd w:id="28"/>
     </w:p>
     <w:p>
       <w:pPr>
@@ -5941,20 +6067,18 @@
           <w:kern w:val="0"/>
           <w:sz w:val="32"/>
           <w:szCs w:val="32"/>
-          <w:bdr w:val="none" w:color="auto" w:sz="0" w:space="0"/>
           <w:lang w:val="en-US" w:eastAsia="zh-CN" w:bidi="ar"/>
         </w:rPr>
         <w:t xml:space="preserve">Win+R 输入 </w:t>
       </w:r>
       <w:r>
         <w:rPr>
-          <w:rStyle w:val="7"/>
+          <w:rStyle w:val="8"/>
           <w:rFonts w:ascii="宋体" w:hAnsi="宋体" w:eastAsia="宋体" w:cs="宋体"/>
           <w:color w:val="000000"/>
           <w:kern w:val="0"/>
           <w:sz w:val="32"/>
           <w:szCs w:val="32"/>
-          <w:bdr w:val="none" w:color="auto" w:sz="0" w:space="0"/>
           <w:lang w:val="en-US" w:eastAsia="zh-CN" w:bidi="ar"/>
         </w:rPr>
         <w:t>%USERPROFILE%\.claude</w:t>
@@ -6845,8 +6969,11 @@
           <w:b w:val="0"/>
           <w:bCs w:val="0"/>
           <w:color w:val="BBBEBF"/>
-          <w:sz w:val="24"/>
-          <w:szCs w:val="24"/>
+          <w:kern w:val="0"/>
+          <w:sz w:val="24"/>
+          <w:szCs w:val="24"/>
+          <w:shd w:val="clear" w:fill="121314"/>
+          <w:lang w:val="en-US" w:eastAsia="zh-CN" w:bidi="ar"/>
         </w:rPr>
       </w:pPr>
       <w:r>
@@ -6862,6 +6989,67 @@
           <w:lang w:val="en-US" w:eastAsia="zh-CN" w:bidi="ar"/>
         </w:rPr>
         <w:t>}</w:t>
+      </w:r>
+    </w:p>
+    <w:p>
+      <w:pPr>
+        <w:bidi w:val="0"/>
+        <w:rPr>
+          <w:rFonts w:hint="default" w:ascii="Times New Roman" w:hAnsi="Times New Roman" w:eastAsia="宋体" w:cs="Times New Roman"/>
+          <w:sz w:val="21"/>
+          <w:szCs w:val="22"/>
+          <w:lang w:val="en-US" w:eastAsia="zh-CN"/>
+        </w:rPr>
+      </w:pPr>
+    </w:p>
+    <w:p>
+      <w:pPr>
+        <w:bidi w:val="0"/>
+        <w:rPr>
+          <w:rFonts w:hint="default"/>
+          <w:lang w:val="en-US" w:eastAsia="zh-CN"/>
+        </w:rPr>
+      </w:pPr>
+    </w:p>
+    <w:p>
+      <w:pPr>
+        <w:bidi w:val="0"/>
+        <w:rPr>
+          <w:rFonts w:hint="default"/>
+          <w:lang w:val="en-US" w:eastAsia="zh-CN"/>
+        </w:rPr>
+      </w:pPr>
+    </w:p>
+    <w:p>
+      <w:pPr>
+        <w:bidi w:val="0"/>
+        <w:rPr>
+          <w:rFonts w:hint="default"/>
+          <w:lang w:val="en-US" w:eastAsia="zh-CN"/>
+        </w:rPr>
+      </w:pPr>
+    </w:p>
+    <w:p>
+      <w:pPr>
+        <w:keepNext w:val="0"/>
+        <w:keepLines w:val="0"/>
+        <w:widowControl/>
+        <w:numPr>
+          <w:ilvl w:val="1"/>
+          <w:numId w:val="2"/>
+        </w:numPr>
+        <w:suppressLineNumbers w:val="0"/>
+        <w:pBdr>
+          <w:left w:val="none" w:color="auto" w:sz="0" w:space="0"/>
+        </w:pBdr>
+        <w:spacing w:before="0" w:beforeAutospacing="0" w:after="0" w:afterAutospacing="0" w:line="32" w:lineRule="atLeast"/>
+        <w:ind w:left="480" w:hanging="360"/>
+      </w:pPr>
+      <w:r>
+        <w:rPr>
+          <w:bdr w:val="none" w:color="auto" w:sz="0" w:space="0"/>
+        </w:rPr>
+        <w:t>创建并打开配置文件。</w:t>
       </w:r>
     </w:p>
     <w:p>
@@ -6870,18 +7058,121 @@
         <w:keepLines w:val="0"/>
         <w:widowControl/>
         <w:suppressLineNumbers w:val="0"/>
-        <w:jc w:val="left"/>
-        <w:rPr>
-          <w:rFonts w:hint="default" w:ascii="Apple Color Emoji" w:hAnsi="Apple Color Emoji" w:eastAsia="Apple Color Emoji" w:cs="Apple Color Emoji"/>
-          <w:i w:val="0"/>
-          <w:iCs w:val="0"/>
-          <w:caps w:val="0"/>
-          <w:color w:val="000000"/>
-          <w:spacing w:val="0"/>
-          <w:kern w:val="0"/>
-          <w:sz w:val="32"/>
-          <w:szCs w:val="32"/>
-          <w:lang w:val="en-US" w:eastAsia="zh-CN" w:bidi="ar"/>
+        <w:pBdr>
+          <w:left w:val="none" w:color="auto" w:sz="0" w:space="0"/>
+        </w:pBdr>
+        <w:spacing w:before="0" w:beforeAutospacing="0" w:after="0" w:afterAutospacing="0" w:line="32" w:lineRule="atLeast"/>
+        <w:ind w:left="960" w:right="0" w:firstLine="420"/>
+        <w:jc w:val="left"/>
+      </w:pPr>
+      <w:r>
+        <w:rPr>
+          <w:rFonts w:ascii="宋体" w:hAnsi="宋体" w:eastAsia="宋体" w:cs="宋体"/>
+          <w:kern w:val="0"/>
+          <w:sz w:val="24"/>
+          <w:szCs w:val="24"/>
+          <w:bdr w:val="none" w:color="auto" w:sz="0" w:space="0"/>
+          <w:lang w:val="en-US" w:eastAsia="zh-CN" w:bidi="ar"/>
+        </w:rPr>
+        <w:t>nano ~/.claude.json</w:t>
+      </w:r>
+    </w:p>
+    <w:p>
+      <w:pPr>
+        <w:keepNext w:val="0"/>
+        <w:keepLines w:val="0"/>
+        <w:widowControl/>
+        <w:numPr>
+          <w:ilvl w:val="1"/>
+          <w:numId w:val="3"/>
+        </w:numPr>
+        <w:suppressLineNumbers w:val="0"/>
+        <w:pBdr>
+          <w:left w:val="none" w:color="auto" w:sz="0" w:space="0"/>
+        </w:pBdr>
+        <w:tabs>
+          <w:tab w:val="left" w:pos="1440"/>
+        </w:tabs>
+        <w:spacing w:before="0" w:beforeAutospacing="0" w:after="0" w:afterAutospacing="0" w:line="32" w:lineRule="atLeast"/>
+        <w:ind w:left="480" w:hanging="360"/>
+      </w:pPr>
+      <w:r>
+        <w:rPr>
+          <w:bdr w:val="none" w:color="auto" w:sz="0" w:space="0"/>
+        </w:rPr>
+        <w:t>修改或新增的字段信息</w:t>
+      </w:r>
+      <w:bookmarkStart w:id="28" w:name="_GoBack"/>
+      <w:bookmarkEnd w:id="28"/>
+    </w:p>
+    <w:p>
+      <w:pPr>
+        <w:keepNext w:val="0"/>
+        <w:keepLines w:val="0"/>
+        <w:widowControl/>
+        <w:suppressLineNumbers w:val="0"/>
+        <w:ind w:firstLine="500" w:firstLineChars="0"/>
+        <w:jc w:val="left"/>
+      </w:pPr>
+      <w:r>
+        <w:rPr>
+          <w:rFonts w:ascii="宋体" w:hAnsi="宋体" w:eastAsia="宋体" w:cs="宋体"/>
+          <w:kern w:val="0"/>
+          <w:sz w:val="24"/>
+          <w:szCs w:val="24"/>
+          <w:lang w:val="en-US" w:eastAsia="zh-CN" w:bidi="ar"/>
+        </w:rPr>
+        <w:t>{</w:t>
+      </w:r>
+    </w:p>
+    <w:p>
+      <w:pPr>
+        <w:keepNext w:val="0"/>
+        <w:keepLines w:val="0"/>
+        <w:widowControl/>
+        <w:suppressLineNumbers w:val="0"/>
+        <w:ind w:firstLine="500" w:firstLineChars="0"/>
+        <w:jc w:val="left"/>
+      </w:pPr>
+      <w:r>
+        <w:rPr>
+          <w:rFonts w:ascii="宋体" w:hAnsi="宋体" w:eastAsia="宋体" w:cs="宋体"/>
+          <w:kern w:val="0"/>
+          <w:sz w:val="24"/>
+          <w:szCs w:val="24"/>
+          <w:lang w:val="en-US" w:eastAsia="zh-CN" w:bidi="ar"/>
+        </w:rPr>
+        <w:t>"hasCompletedOnboarding": true</w:t>
+      </w:r>
+    </w:p>
+    <w:p>
+      <w:pPr>
+        <w:keepNext w:val="0"/>
+        <w:keepLines w:val="0"/>
+        <w:widowControl/>
+        <w:suppressLineNumbers w:val="0"/>
+        <w:ind w:firstLine="500" w:firstLineChars="0"/>
+        <w:jc w:val="left"/>
+      </w:pPr>
+      <w:r>
+        <w:rPr>
+          <w:rFonts w:ascii="宋体" w:hAnsi="宋体" w:eastAsia="宋体" w:cs="宋体"/>
+          <w:kern w:val="0"/>
+          <w:sz w:val="24"/>
+          <w:szCs w:val="24"/>
+          <w:lang w:val="en-US" w:eastAsia="zh-CN" w:bidi="ar"/>
+        </w:rPr>
+        <w:t>}</w:t>
+      </w:r>
+    </w:p>
+    <w:p>
+      <w:pPr>
+        <w:bidi w:val="0"/>
+        <w:ind w:firstLine="208" w:firstLineChars="0"/>
+        <w:jc w:val="left"/>
+        <w:rPr>
+          <w:rFonts w:hint="default"/>
+          <w:lang w:val="en-US" w:eastAsia="zh-CN"/>
         </w:rPr>
       </w:pPr>
     </w:p>
@@ -6905,6 +7196,289 @@
 <w:hdr xmlns:wpc="http://schemas.microsoft.com/office/word/2010/wordprocessingCanvas" xmlns:mc="http://schemas.openxmlformats.org/markup-compatibility/2006" xmlns:o="urn:schemas-microsoft-com:office:office" xmlns:r="http://schemas.openxmlformats.org/officeDocument/2006/relationships" xmlns:m="http://schemas.openxmlformats.org/officeDocument/2006/math" xmlns:v="urn:schemas-microsoft-com:vml" xmlns:wp14="http://schemas.microsoft.com/office/word/2010/wordprocessingDrawing" xmlns:wp="http://schemas.openxmlformats.org/drawingml/2006/wordprocessingDrawing" xmlns:w10="urn:schemas-microsoft-com:office:word" xmlns:w="http://schemas.openxmlformats.org/wordprocessingml/2006/main" xmlns:w14="http://schemas.microsoft.com/office/word/2010/wordml" xmlns:w15="http://schemas.microsoft.com/office/word/2012/wordml" xmlns:wpg="http://schemas.microsoft.com/office/word/2010/wordprocessingGroup" xmlns:wpi="http://schemas.microsoft.com/office/word/2010/wordprocessingInk" xmlns:wne="http://schemas.microsoft.com/office/word/2006/wordml" xmlns:wps="http://schemas.microsoft.com/office/word/2010/wordprocessingShape" xmlns:wpsCustomData="http://www.wps.cn/officeDocument/2013/wpsCustomData" mc:Ignorable="w14 w15 wp14">
   <w:p/>
 </w:hdr>
+</file>
+
+<file path=word/numbering.xml><?xml version="1.0" encoding="utf-8"?>
+<w:numbering xmlns:wpc="http://schemas.microsoft.com/office/word/2010/wordprocessingCanvas" xmlns:mc="http://schemas.openxmlformats.org/markup-compatibility/2006" xmlns:o="urn:schemas-microsoft-com:office:office" xmlns:r="http://schemas.openxmlformats.org/officeDocument/2006/relationships" xmlns:m="http://schemas.openxmlformats.org/officeDocument/2006/math" xmlns:v="urn:schemas-microsoft-com:vml" xmlns:wp14="http://schemas.microsoft.com/office/word/2010/wordprocessingDrawing" xmlns:wp="http://schemas.openxmlformats.org/drawingml/2006/wordprocessingDrawing" xmlns:w10="urn:schemas-microsoft-com:office:word" xmlns:w="http://schemas.openxmlformats.org/wordprocessingml/2006/main" xmlns:w14="http://schemas.microsoft.com/office/word/2010/wordml" xmlns:wpg="http://schemas.microsoft.com/office/word/2010/wordprocessingGroup" xmlns:wpi="http://schemas.microsoft.com/office/word/2010/wordprocessingInk" xmlns:wne="http://schemas.microsoft.com/office/word/2006/wordml" xmlns:wps="http://schemas.microsoft.com/office/word/2010/wordprocessingShape" xmlns:wpsCustomData="http://www.wps.cn/officeDocument/2013/wpsCustomData" mc:Ignorable="w14 wp14">
+  <w:abstractNum w:abstractNumId="0">
+    <w:nsid w:val="DFB3B9C2"/>
+    <w:multiLevelType w:val="multilevel"/>
+    <w:tmpl w:val="DFB3B9C2"/>
+    <w:lvl w:ilvl="0" w:tentative="0">
+      <w:start w:val="1"/>
+      <w:numFmt w:val="decimal"/>
+      <w:lvlText w:val="%2."/>
+      <w:lvlJc w:val="left"/>
+      <w:pPr>
+        <w:tabs>
+          <w:tab w:val="left" w:pos="1440"/>
+        </w:tabs>
+        <w:ind w:left="1440" w:hanging="360"/>
+      </w:pPr>
+      <w:rPr>
+        <w:sz w:val="24"/>
+        <w:szCs w:val="24"/>
+      </w:rPr>
+    </w:lvl>
+    <w:lvl w:ilvl="1" w:tentative="0">
+      <w:start w:val="1"/>
+      <w:numFmt w:val="decimal"/>
+      <w:lvlText w:val="%2."/>
+      <w:lvlJc w:val="left"/>
+      <w:pPr>
+        <w:tabs>
+          <w:tab w:val="left" w:pos="1440"/>
+        </w:tabs>
+        <w:ind w:left="1440" w:hanging="360"/>
+      </w:pPr>
+      <w:rPr>
+        <w:sz w:val="24"/>
+        <w:szCs w:val="24"/>
+      </w:rPr>
+    </w:lvl>
+    <w:lvl w:ilvl="2" w:tentative="0">
+      <w:start w:val="1"/>
+      <w:numFmt w:val="decimal"/>
+      <w:lvlText w:val="%3."/>
+      <w:lvlJc w:val="left"/>
+      <w:pPr>
+        <w:tabs>
+          <w:tab w:val="left" w:pos="2160"/>
+        </w:tabs>
+        <w:ind w:left="2160" w:firstLine="65176"/>
+      </w:pPr>
+    </w:lvl>
+    <w:lvl w:ilvl="3" w:tentative="0">
+      <w:start w:val="1"/>
+      <w:numFmt w:val="decimal"/>
+      <w:lvlText w:val="%4."/>
+      <w:lvlJc w:val="left"/>
+      <w:pPr>
+        <w:tabs>
+          <w:tab w:val="left" w:pos="2880"/>
+        </w:tabs>
+        <w:ind w:left="2880" w:firstLine="65176"/>
+      </w:pPr>
+    </w:lvl>
+    <w:lvl w:ilvl="4" w:tentative="0">
+      <w:start w:val="1"/>
+      <w:numFmt w:val="decimal"/>
+      <w:lvlText w:val="%5."/>
+      <w:lvlJc w:val="left"/>
+      <w:pPr>
+        <w:tabs>
+          <w:tab w:val="left" w:pos="3600"/>
+        </w:tabs>
+        <w:ind w:left="3600" w:firstLine="65176"/>
+      </w:pPr>
+    </w:lvl>
+    <w:lvl w:ilvl="5" w:tentative="0">
+      <w:start w:val="1"/>
+      <w:numFmt w:val="decimal"/>
+      <w:lvlText w:val="%6."/>
+      <w:lvlJc w:val="left"/>
+      <w:pPr>
+        <w:tabs>
+          <w:tab w:val="left" w:pos="4320"/>
+        </w:tabs>
+        <w:ind w:left="4320" w:firstLine="65176"/>
+      </w:pPr>
+    </w:lvl>
+    <w:lvl w:ilvl="6" w:tentative="0">
+      <w:start w:val="1"/>
+      <w:numFmt w:val="decimal"/>
+      <w:lvlText w:val="%7."/>
+      <w:lvlJc w:val="left"/>
+      <w:pPr>
+        <w:tabs>
+          <w:tab w:val="left" w:pos="5040"/>
+        </w:tabs>
+        <w:ind w:left="5040" w:firstLine="65176"/>
+      </w:pPr>
+    </w:lvl>
+    <w:lvl w:ilvl="7" w:tentative="0">
+      <w:start w:val="1"/>
+      <w:numFmt w:val="decimal"/>
+      <w:lvlText w:val="%8."/>
+      <w:lvlJc w:val="left"/>
+      <w:pPr>
+        <w:tabs>
+          <w:tab w:val="left" w:pos="5760"/>
+        </w:tabs>
+        <w:ind w:left="5760" w:firstLine="65176"/>
+      </w:pPr>
+    </w:lvl>
+    <w:lvl w:ilvl="8" w:tentative="0">
+      <w:start w:val="1"/>
+      <w:numFmt w:val="decimal"/>
+      <w:lvlText w:val="%9."/>
+      <w:lvlJc w:val="left"/>
+      <w:pPr>
+        <w:tabs>
+          <w:tab w:val="left" w:pos="6480"/>
+        </w:tabs>
+        <w:ind w:left="6480" w:firstLine="65176"/>
+      </w:pPr>
+    </w:lvl>
+  </w:abstractNum>
+  <w:abstractNum w:abstractNumId="1">
+    <w:nsid w:val="FDF2CF4F"/>
+    <w:multiLevelType w:val="multilevel"/>
+    <w:tmpl w:val="FDF2CF4F"/>
+    <w:lvl w:ilvl="0" w:tentative="0">
+      <w:start w:val="1"/>
+      <w:numFmt w:val="decimal"/>
+      <w:lvlText w:val="%2."/>
+      <w:lvlJc w:val="left"/>
+      <w:pPr>
+        <w:tabs>
+          <w:tab w:val="left" w:pos="1440"/>
+        </w:tabs>
+        <w:ind w:left="1440" w:hanging="360"/>
+      </w:pPr>
+      <w:rPr>
+        <w:sz w:val="24"/>
+        <w:szCs w:val="24"/>
+      </w:rPr>
+    </w:lvl>
+    <w:lvl w:ilvl="1" w:tentative="0">
+      <w:start w:val="1"/>
+      <w:numFmt w:val="decimal"/>
+      <w:lvlText w:val="%2."/>
+      <w:lvlJc w:val="left"/>
+      <w:pPr>
+        <w:tabs>
+          <w:tab w:val="left" w:pos="1440"/>
+        </w:tabs>
+        <w:ind w:left="1440" w:hanging="360"/>
+      </w:pPr>
+      <w:rPr>
+        <w:sz w:val="24"/>
+        <w:szCs w:val="24"/>
+      </w:rPr>
+    </w:lvl>
+    <w:lvl w:ilvl="2" w:tentative="0">
+      <w:start w:val="1"/>
+      <w:numFmt w:val="decimal"/>
+      <w:lvlText w:val="%3."/>
+      <w:lvlJc w:val="left"/>
+      <w:pPr>
+        <w:tabs>
+          <w:tab w:val="left" w:pos="2160"/>
+        </w:tabs>
+        <w:ind w:left="2160" w:firstLine="65176"/>
+      </w:pPr>
+    </w:lvl>
+    <w:lvl w:ilvl="3" w:tentative="0">
+      <w:start w:val="1"/>
+      <w:numFmt w:val="decimal"/>
+      <w:lvlText w:val="%4."/>
+      <w:lvlJc w:val="left"/>
+      <w:pPr>
+        <w:tabs>
+          <w:tab w:val="left" w:pos="2880"/>
+        </w:tabs>
+        <w:ind w:left="2880" w:firstLine="65176"/>
+      </w:pPr>
+    </w:lvl>
+    <w:lvl w:ilvl="4" w:tentative="0">
+      <w:start w:val="1"/>
+      <w:numFmt w:val="decimal"/>
+      <w:lvlText w:val="%5."/>
+      <w:lvlJc w:val="left"/>
+      <w:pPr>
+        <w:tabs>
+          <w:tab w:val="left" w:pos="3600"/>
+        </w:tabs>
+        <w:ind w:left="3600" w:firstLine="65176"/>
+      </w:pPr>
+    </w:lvl>
+    <w:lvl w:ilvl="5" w:tentative="0">
+      <w:start w:val="1"/>
+      <w:numFmt w:val="decimal"/>
+      <w:lvlText w:val="%6."/>
+      <w:lvlJc w:val="left"/>
+      <w:pPr>
+        <w:tabs>
+          <w:tab w:val="left" w:pos="4320"/>
+        </w:tabs>
+        <w:ind w:left="4320" w:firstLine="65176"/>
+      </w:pPr>
+    </w:lvl>
+    <w:lvl w:ilvl="6" w:tentative="0">
+      <w:start w:val="1"/>
+      <w:numFmt w:val="decimal"/>
+      <w:lvlText w:val="%7."/>
+      <w:lvlJc w:val="left"/>
+      <w:pPr>
+        <w:tabs>
+          <w:tab w:val="left" w:pos="5040"/>
+        </w:tabs>
+        <w:ind w:left="5040" w:firstLine="65176"/>
+      </w:pPr>
+    </w:lvl>
+    <w:lvl w:ilvl="7" w:tentative="0">
+      <w:start w:val="1"/>
+      <w:numFmt w:val="decimal"/>
+      <w:lvlText w:val="%8."/>
+      <w:lvlJc w:val="left"/>
+      <w:pPr>
+        <w:tabs>
+          <w:tab w:val="left" w:pos="5760"/>
+        </w:tabs>
+        <w:ind w:left="5760" w:firstLine="65176"/>
+      </w:pPr>
+    </w:lvl>
+    <w:lvl w:ilvl="8" w:tentative="0">
+      <w:start w:val="1"/>
+      <w:numFmt w:val="decimal"/>
+      <w:lvlText w:val="%9."/>
+      <w:lvlJc w:val="left"/>
+      <w:pPr>
+        <w:tabs>
+          <w:tab w:val="left" w:pos="6480"/>
+        </w:tabs>
+        <w:ind w:left="6480" w:firstLine="65176"/>
+      </w:pPr>
+    </w:lvl>
+  </w:abstractNum>
+  <w:num w:numId="1">
+    <w:abstractNumId w:val="1"/>
+  </w:num>
+  <w:num w:numId="2">
+    <w:abstractNumId w:val="0"/>
+  </w:num>
+  <w:num w:numId="3">
+    <w:abstractNumId w:val="0"/>
+    <w:lvlOverride w:ilvl="0">
+      <w:startOverride w:val="1"/>
+    </w:lvlOverride>
+    <w:lvlOverride w:ilvl="1">
+      <w:startOverride w:val="1"/>
+    </w:lvlOverride>
+    <w:lvlOverride w:ilvl="2">
+      <w:startOverride w:val="1"/>
+    </w:lvlOverride>
+    <w:lvlOverride w:ilvl="3">
+      <w:startOverride w:val="1"/>
+    </w:lvlOverride>
+    <w:lvlOverride w:ilvl="4">
+      <w:startOverride w:val="1"/>
+    </w:lvlOverride>
+    <w:lvlOverride w:ilvl="5">
+      <w:startOverride w:val="1"/>
+    </w:lvlOverride>
+    <w:lvlOverride w:ilvl="6">
+      <w:startOverride w:val="1"/>
+    </w:lvlOverride>
+    <w:lvlOverride w:ilvl="7">
+      <w:startOverride w:val="1"/>
+    </w:lvlOverride>
+    <w:lvlOverride w:ilvl="8">
+      <w:startOverride w:val="1"/>
+    </w:lvlOverride>
+  </w:num>
+</w:numbering>
 </file>
 
 <file path=word/styles.xml><?xml version="1.0" encoding="utf-8"?>
@@ -7176,6 +7750,7 @@
       <w:jc w:val="both"/>
     </w:pPr>
     <w:rPr>
+      <w:rFonts w:ascii="Times New Roman" w:hAnsi="Times New Roman" w:eastAsia="宋体" w:cs="Times New Roman"/>
       <w:sz w:val="21"/>
       <w:szCs w:val="22"/>
     </w:rPr>
@@ -7202,12 +7777,12 @@
       <w:lang w:val="en-US" w:eastAsia="zh-CN" w:bidi="ar"/>
     </w:rPr>
   </w:style>
-  <w:style w:type="character" w:default="1" w:styleId="4">
+  <w:style w:type="character" w:default="1" w:styleId="5">
     <w:name w:val="Default Paragraph Font"/>
     <w:semiHidden/>
     <w:uiPriority w:val="0"/>
   </w:style>
-  <w:style w:type="table" w:default="1" w:styleId="3">
+  <w:style w:type="table" w:default="1" w:styleId="4">
     <w:name w:val="Normal Table"/>
     <w:semiHidden/>
     <w:uiPriority w:val="0"/>
@@ -7220,27 +7795,60 @@
       </w:tblCellMar>
     </w:tblPr>
   </w:style>
-  <w:style w:type="character" w:styleId="5">
+  <w:style w:type="paragraph" w:styleId="3">
+    <w:name w:val="HTML Preformatted"/>
+    <w:basedOn w:val="1"/>
+    <w:uiPriority w:val="0"/>
+    <w:pPr>
+      <w:tabs>
+        <w:tab w:val="left" w:pos="916"/>
+        <w:tab w:val="left" w:pos="1832"/>
+        <w:tab w:val="left" w:pos="2748"/>
+        <w:tab w:val="left" w:pos="3664"/>
+        <w:tab w:val="left" w:pos="4580"/>
+        <w:tab w:val="left" w:pos="5496"/>
+        <w:tab w:val="left" w:pos="6412"/>
+        <w:tab w:val="left" w:pos="7328"/>
+        <w:tab w:val="left" w:pos="8244"/>
+        <w:tab w:val="left" w:pos="9160"/>
+        <w:tab w:val="left" w:pos="10076"/>
+        <w:tab w:val="left" w:pos="10992"/>
+        <w:tab w:val="left" w:pos="11908"/>
+        <w:tab w:val="left" w:pos="12824"/>
+        <w:tab w:val="left" w:pos="13740"/>
+        <w:tab w:val="left" w:pos="14656"/>
+      </w:tabs>
+      <w:jc w:val="left"/>
+    </w:pPr>
+    <w:rPr>
+      <w:rFonts w:hint="eastAsia" w:ascii="宋体" w:hAnsi="宋体" w:eastAsia="宋体" w:cs="宋体"/>
+      <w:kern w:val="0"/>
+      <w:sz w:val="24"/>
+      <w:szCs w:val="24"/>
+      <w:lang w:val="en-US" w:eastAsia="zh-CN" w:bidi="ar"/>
+    </w:rPr>
+  </w:style>
+  <w:style w:type="character" w:styleId="6">
     <w:name w:val="FollowedHyperlink"/>
-    <w:basedOn w:val="4"/>
+    <w:basedOn w:val="5"/>
     <w:uiPriority w:val="0"/>
     <w:rPr>
       <w:color w:val="800080"/>
       <w:u w:val="single"/>
     </w:rPr>
   </w:style>
-  <w:style w:type="character" w:styleId="6">
+  <w:style w:type="character" w:styleId="7">
     <w:name w:val="Hyperlink"/>
-    <w:basedOn w:val="4"/>
+    <w:basedOn w:val="5"/>
     <w:uiPriority w:val="0"/>
     <w:rPr>
       <w:color w:val="0000FF"/>
       <w:u w:val="single"/>
     </w:rPr>
   </w:style>
-  <w:style w:type="character" w:styleId="7">
+  <w:style w:type="character" w:styleId="8">
     <w:name w:val="HTML Code"/>
-    <w:basedOn w:val="4"/>
+    <w:basedOn w:val="5"/>
     <w:uiPriority w:val="0"/>
     <w:rPr>
       <w:rFonts w:ascii="Courier New" w:hAnsi="Courier New"/>
